--- a/SimPaT_Deployment_Coolify_Dokumentation.docx
+++ b/SimPaT_Deployment_Coolify_Dokumentation.docx
@@ -1242,74 +1242,159 @@
       </w:r>
     </w:p>
     <w:p>
-      <w:pPr/>
       <w:r>
-        <w:t>Damit die NeDB-Dateien bei Redeployments nicht verloren gehen, muss in Coolify ein Storage angelegt werden.</w:t>
+        <w:t>Der Persistent Storage ist für SimPaT zwingend nötig. Ohne ihn können die Dateien im Ordner db bei einem Redeployment, Neustart oder Containerwechsel verloren gehen. Der Storage muss deshalb vor produktiver Nutzung eingerichtet und bei späteren Updates unverändert beibehalten werden.</w:t>
       </w:r>
     </w:p>
     <w:p>
       <w:pPr>
-        <w:spacing w:after="60" w:before="0"/>
-        <w:ind w:left="283"/>
+        <w:pStyle w:val="Heading2"/>
       </w:pPr>
       <w:r>
-        <w:rPr>
-          <w:rFonts w:ascii="Aptos" w:hAnsi="Aptos"/>
-          <w:sz w:val="21"/>
-        </w:rPr>
-        <w:t>• In der App den Bereich Storages oder Persistent Storage öffnen.</w:t>
+        <w:t>11.1 Zielpfad im Container</w:t>
+      </w:r>
+    </w:p>
+    <w:p>
+      <w:r>
+        <w:t>Der Zielpfad muss exakt so lauten:</w:t>
       </w:r>
     </w:p>
     <w:p>
       <w:pPr>
-        <w:spacing w:after="60" w:before="0"/>
-        <w:ind w:left="283"/>
+        <w:pStyle w:val="IntenseQuote"/>
       </w:pPr>
       <w:r>
-        <w:rPr>
-          <w:rFonts w:ascii="Aptos" w:hAnsi="Aptos"/>
-          <w:sz w:val="21"/>
-        </w:rPr>
-        <w:t>• Volume mount wählen.</w:t>
+        <w:t>/app/resources/server/db</w:t>
       </w:r>
     </w:p>
     <w:p>
       <w:pPr>
-        <w:spacing w:after="60" w:before="0"/>
-        <w:ind w:left="283"/>
+        <w:pStyle w:val="Heading2"/>
       </w:pPr>
       <w:r>
-        <w:rPr>
-          <w:rFonts w:ascii="Aptos" w:hAnsi="Aptos"/>
-          <w:sz w:val="21"/>
-        </w:rPr>
-        <w:t>• Einen Namen vergeben, zum Beispiel simpat-db.</w:t>
+        <w:t>11.2 Richtige Mount-Art wählen</w:t>
+      </w:r>
+    </w:p>
+    <w:p>
+      <w:r>
+        <w:t>• In Coolify den Bereich Storages oder Persistent Storage öffnen.</w:t>
+      </w:r>
+    </w:p>
+    <w:p>
+      <w:r>
+        <w:t>• Add wählen.</w:t>
+      </w:r>
+    </w:p>
+    <w:p>
+      <w:r>
+        <w:t>• Volume mount auswählen.</w:t>
+      </w:r>
+    </w:p>
+    <w:p>
+      <w:r>
+        <w:t>• Nicht File Mount wählen, weil SimPaT keinen einzelnen Dateipfad mounten soll.</w:t>
+      </w:r>
+    </w:p>
+    <w:p>
+      <w:r>
+        <w:t>• Nicht Directory Mount wählen, wenn kein Host-Verzeichnis bewusst manuell eingebunden werden soll.</w:t>
       </w:r>
     </w:p>
     <w:p>
       <w:pPr>
-        <w:spacing w:after="60" w:before="0"/>
-        <w:ind w:left="283"/>
+        <w:pStyle w:val="Heading2"/>
       </w:pPr>
       <w:r>
-        <w:rPr>
-          <w:rFonts w:ascii="Aptos" w:hAnsi="Aptos"/>
-          <w:sz w:val="21"/>
-        </w:rPr>
-        <w:t>• Destination Path auf /app/resources/server/db setzen.</w:t>
+        <w:t>11.3 Empfohlene Werte</w:t>
+      </w:r>
+    </w:p>
+    <w:p>
+      <w:r>
+        <w:t>• Name: zum Beispiel simpat-db</w:t>
+      </w:r>
+    </w:p>
+    <w:p>
+      <w:r>
+        <w:t>• Destination Path: /app/resources/server/db</w:t>
+      </w:r>
+    </w:p>
+    <w:p>
+      <w:r>
+        <w:t>• Größe: für den Start reicht in der Regel 1 GB</w:t>
       </w:r>
     </w:p>
     <w:p>
       <w:pPr>
-        <w:spacing w:after="60" w:before="0"/>
-        <w:ind w:left="283"/>
+        <w:pStyle w:val="Heading2"/>
       </w:pPr>
       <w:r>
-        <w:rPr>
-          <w:rFonts w:ascii="Aptos" w:hAnsi="Aptos"/>
-          <w:sz w:val="21"/>
-        </w:rPr>
-        <w:t>• Danach die App erneut deployen oder neu starten.</w:t>
+        <w:t>11.4 Danach unbedingt neu deployen</w:t>
+      </w:r>
+    </w:p>
+    <w:p>
+      <w:r>
+        <w:t>Nach dem Anlegen des Volume mounts die App erneut deployen oder neu starten. Erst dann ist sichergestellt, dass der Container den Storage wirklich verwendet.</w:t>
+      </w:r>
+    </w:p>
+    <w:p>
+      <w:pPr>
+        <w:pStyle w:val="Heading2"/>
+      </w:pPr>
+      <w:r>
+        <w:t>11.5 Prüfung nach dem Deploy</w:t>
+      </w:r>
+    </w:p>
+    <w:p>
+      <w:r>
+        <w:t>• Die App muss weiterhin über die Hauptseite erreichbar sein.</w:t>
+      </w:r>
+    </w:p>
+    <w:p>
+      <w:r>
+        <w:t>• Die API muss weiterhin antworten.</w:t>
+      </w:r>
+    </w:p>
+    <w:p>
+      <w:r>
+        <w:t>• Im Container muss der Ordner /app/resources/server/db sichtbar sein.</w:t>
+      </w:r>
+    </w:p>
+    <w:p>
+      <w:r>
+        <w:t>• Beim späteren Update der App darf der Storage nicht entfernt oder neu auf einen anderen Pfad gesetzt werden.</w:t>
+      </w:r>
+    </w:p>
+    <w:p>
+      <w:pPr>
+        <w:pStyle w:val="Heading2"/>
+      </w:pPr>
+      <w:r>
+        <w:t>11.6 Typische Fehlerquellen beim Storage</w:t>
+      </w:r>
+    </w:p>
+    <w:p>
+      <w:r>
+        <w:t>• Der Storage wird erst nach dem ersten erfolgreichen Test vergessen und die App schreibt zunächst in einen nicht-persistenten Containerpfad.</w:t>
+      </w:r>
+    </w:p>
+    <w:p>
+      <w:r>
+        <w:t>• Es wird versehentlich File Mount statt Volume mount gewählt.</w:t>
+      </w:r>
+    </w:p>
+    <w:p>
+      <w:r>
+        <w:t>• Als Destination Path wird ein falscher Ordner verwendet, zum Beispiel nur /db oder /resources/server/db statt /app/resources/server/db.</w:t>
+      </w:r>
+    </w:p>
+    <w:p>
+      <w:r>
+        <w:t>• Nach dem Anlegen des Storage erfolgt kein Redeploy und deshalb wird der Mount noch nicht genutzt.</w:t>
+      </w:r>
+    </w:p>
+    <w:p>
+      <w:r>
+        <w:t>• Bei einem späteren Update wird die App neu angelegt statt nur neu deployt und der bestehende Storage wird nicht wieder angebunden.</w:t>
       </w:r>
     </w:p>
     <w:p>
